--- a/CR_A.4.10.docx
+++ b/CR_A.4.10.docx
@@ -24,16 +24,14 @@
         </w:rPr>
         <w:t>3GPP TSG-</w:t>
       </w:r>
-      <w:fldSimple w:instr=" DOCPROPERTY  TSG/WGRef  \* MERGEFORMAT ">
-        <w:r>
-          <w:rPr>
-            <w:b/>
-            <w:noProof/>
-            <w:sz w:val="24"/>
-          </w:rPr>
-          <w:t>&lt;TSG/WG&gt;</w:t>
-        </w:r>
-      </w:fldSimple>
+      <w:r>
+        <w:rPr>
+          <w:b/>
+          <w:noProof/>
+          <w:sz w:val="24"/>
+        </w:rPr>
+        <w:t>CT WG1</w:t>
+      </w:r>
       <w:r>
         <w:rPr>
           <w:b/>
@@ -64,49 +62,6 @@
         </w:r>
       </w:fldSimple>
       <w:r>
-        <w:fldChar w:fldCharType="begin"/>
-      </w:r>
-      <w:r>
-        <w:instrText xml:space="preserve"> DOCPROPERTY  MtgTitle  \* MERGEFORMAT </w:instrText>
-      </w:r>
-      <w:r>
-        <w:fldChar w:fldCharType="separate"/>
-      </w:r>
-      <w:r>
-        <w:rPr>
-          <w:b/>
-          <w:noProof/>
-          <w:sz w:val="24"/>
-        </w:rPr>
-        <w:t>&lt;</w:t>
-      </w:r>
-      <w:proofErr w:type="spellStart"/>
-      <w:r>
-        <w:rPr>
-          <w:b/>
-          <w:noProof/>
-          <w:sz w:val="24"/>
-        </w:rPr>
-        <w:t>MTG_TITLE</w:t>
-      </w:r>
-      <w:proofErr w:type="spellEnd"/>
-      <w:r>
-        <w:rPr>
-          <w:b/>
-          <w:noProof/>
-          <w:sz w:val="24"/>
-        </w:rPr>
-        <w:t>&gt;</w:t>
-      </w:r>
-      <w:r>
-        <w:rPr>
-          <w:b/>
-          <w:noProof/>
-          <w:sz w:val="24"/>
-        </w:rPr>
-        <w:fldChar w:fldCharType="end"/>
-      </w:r>
-      <w:r>
         <w:rPr>
           <w:b/>
           <w:i/>
@@ -123,7 +78,25 @@
             <w:noProof/>
             <w:sz w:val="28"/>
           </w:rPr>
-          <w:t>&lt;TDoc#&gt;</w:t>
+          <w:t>&lt;</w:t>
+        </w:r>
+        <w:r>
+          <w:rPr>
+            <w:b/>
+            <w:iCs/>
+            <w:noProof/>
+            <w:sz w:val="28"/>
+          </w:rPr>
+          <w:t>TDoc#</w:t>
+        </w:r>
+        <w:r>
+          <w:rPr>
+            <w:b/>
+            <w:i/>
+            <w:noProof/>
+            <w:sz w:val="28"/>
+          </w:rPr>
+          <w:t>&gt;</w:t>
         </w:r>
       </w:fldSimple>
     </w:p>
@@ -144,7 +117,7 @@
             <w:noProof/>
             <w:sz w:val="24"/>
           </w:rPr>
-          <w:t xml:space="preserve"> &lt;Location&gt;</w:t>
+          <w:t>&lt;Location&gt;</w:t>
         </w:r>
       </w:fldSimple>
       <w:r>
@@ -162,7 +135,7 @@
             <w:noProof/>
             <w:sz w:val="24"/>
           </w:rPr>
-          <w:t xml:space="preserve"> &lt;Start_Date&gt;</w:t>
+          <w:t>&lt;Start_Date&gt;</w:t>
         </w:r>
       </w:fldSimple>
       <w:r>
@@ -450,42 +423,17 @@
               <w:rPr>
                 <w:b/>
                 <w:noProof/>
-              </w:rPr>
-            </w:pPr>
-            <w:fldSimple w:instr=" DOCPROPERTY  Revision  \* MERGEFORMAT ">
-              <w:r>
-                <w:rPr>
-                  <w:b/>
-                  <w:noProof/>
-                  <w:sz w:val="28"/>
-                </w:rPr>
-                <w:t>&lt;</w:t>
-              </w:r>
-              <w:r>
-                <w:rPr>
-                  <w:b/>
-                  <w:noProof/>
-                  <w:sz w:val="28"/>
-                </w:rPr>
-                <w:t>0</w:t>
-              </w:r>
-              <w:r>
-                <w:rPr>
-                  <w:b/>
-                  <w:noProof/>
-                  <w:sz w:val="28"/>
-                </w:rPr>
-                <w:t>.1</w:t>
-              </w:r>
-              <w:r>
-                <w:rPr>
-                  <w:b/>
-                  <w:noProof/>
-                  <w:sz w:val="28"/>
-                </w:rPr>
-                <w:t>&gt;</w:t>
-              </w:r>
-            </w:fldSimple>
+                <w:sz w:val="32"/>
+                <w:szCs w:val="32"/>
+              </w:rPr>
+            </w:pPr>
+            <w:r>
+              <w:rPr>
+                <w:sz w:val="32"/>
+                <w:szCs w:val="32"/>
+              </w:rPr>
+              <w:t>-</w:t>
+            </w:r>
           </w:p>
         </w:tc>
         <w:tc>
@@ -1131,65 +1079,31 @@
                 <w:noProof/>
               </w:rPr>
             </w:pPr>
-            <w:r>
-              <w:fldChar w:fldCharType="begin"/>
-            </w:r>
-            <w:r>
-              <w:instrText xml:space="preserve"> DOCPROPERTY  CrTitle  \* MERGEFORMAT </w:instrText>
-            </w:r>
-            <w:r>
-              <w:fldChar w:fldCharType="separate"/>
-            </w:r>
-            <w:r>
-              <w:t>Add a</w:t>
-            </w:r>
-            <w:r>
-              <w:t>n EUR (Europe, Latin script) alphabet</w:t>
-            </w:r>
-            <w:r>
-              <w:t xml:space="preserve"> (code </w:t>
-            </w:r>
-            <w:proofErr w:type="spellStart"/>
-            <w:r>
-              <w:t>0x10</w:t>
-            </w:r>
-            <w:proofErr w:type="spellEnd"/>
-            <w:r>
-              <w:t>)</w:t>
-            </w:r>
-            <w:r>
-              <w:t xml:space="preserve"> to replace </w:t>
-            </w:r>
-            <w:r>
-              <w:t>the default alphabet for SMS and CBS</w:t>
-            </w:r>
-            <w:r>
-              <w:fldChar w:fldCharType="end"/>
-            </w:r>
-            <w:r>
-              <w:t xml:space="preserve"> (</w:t>
-            </w:r>
-            <w:proofErr w:type="spellStart"/>
-            <w:r>
-              <w:t>U</w:t>
-            </w:r>
-            <w:r>
-              <w:t>SSD</w:t>
-            </w:r>
-            <w:proofErr w:type="spellEnd"/>
-            <w:r>
-              <w:t xml:space="preserve"> </w:t>
-            </w:r>
-            <w:r>
-              <w:t xml:space="preserve">should still use </w:t>
-            </w:r>
-            <w:proofErr w:type="spellStart"/>
-            <w:r>
-              <w:t>0x00</w:t>
-            </w:r>
-            <w:proofErr w:type="spellEnd"/>
-            <w:r>
-              <w:t>, the default alphabet)</w:t>
+            <w:fldSimple w:instr=" DOCPROPERTY  CrTitle  \* MERGEFORMAT ">
+              <w:r>
+                <w:t>Add a</w:t>
+              </w:r>
+              <w:r>
+                <w:t>n EUR (Europe, Latin script) alphabet</w:t>
+              </w:r>
+              <w:r>
+                <w:t xml:space="preserve"> (code 0x10)</w:t>
+              </w:r>
+              <w:r>
+                <w:t xml:space="preserve"> to replace </w:t>
+              </w:r>
+              <w:r>
+                <w:t>the default alphabet for SMS and CBS</w:t>
+              </w:r>
+            </w:fldSimple>
+            <w:r>
+              <w:t xml:space="preserve"> (U</w:t>
+            </w:r>
+            <w:r>
+              <w:t xml:space="preserve">SSD </w:t>
+            </w:r>
+            <w:r>
+              <w:t>should still use 0x00, the default alphabet)</w:t>
             </w:r>
           </w:p>
         </w:tc>
@@ -2597,6 +2511,144 @@
               </w:rPr>
               <w:t xml:space="preserve"> UCS2.</w:t>
             </w:r>
+            <w:r>
+              <w:rPr>
+                <w:noProof/>
+              </w:rPr>
+              <w:t xml:space="preserve"> </w:t>
+            </w:r>
+            <w:r>
+              <w:rPr>
+                <w:noProof/>
+              </w:rPr>
+              <w:t xml:space="preserve">The </w:t>
+            </w:r>
+            <w:r>
+              <w:t xml:space="preserve">default </w:t>
+            </w:r>
+            <w:r>
+              <w:rPr>
+                <w:noProof/>
+              </w:rPr>
+              <w:t xml:space="preserve">alphabet (code 0x00) is insufficient for many European languages and should only be used for USSD, not for SMS/CBS. The Turkish alphabet (code </w:t>
+            </w:r>
+            <w:r>
+              <w:t>0x01</w:t>
+            </w:r>
+            <w:r>
+              <w:rPr>
+                <w:noProof/>
+              </w:rPr>
+              <w:t>) is insufficient even for Turkish, and should not be (is not?) used.</w:t>
+            </w:r>
+            <w:r>
+              <w:rPr>
+                <w:noProof/>
+              </w:rPr>
+              <w:t xml:space="preserve"> Likewise for the Spanish (0x02) and Portuguese (0x03) alphabets.</w:t>
+            </w:r>
+            <w:r>
+              <w:rPr>
+                <w:noProof/>
+              </w:rPr>
+              <w:t xml:space="preserve"> While Greek is </w:t>
+            </w:r>
+            <w:r>
+              <w:rPr>
+                <w:noProof/>
+              </w:rPr>
+              <w:t>sort of supported by the default alphabet (code 0x00), it only covers uppercase</w:t>
+            </w:r>
+            <w:r>
+              <w:rPr>
+                <w:noProof/>
+              </w:rPr>
+              <w:t xml:space="preserve"> and no tone marks (modern Greek is</w:t>
+            </w:r>
+            <w:r>
+              <w:rPr>
+                <w:noProof/>
+              </w:rPr>
+              <w:t xml:space="preserve"> </w:t>
+            </w:r>
+            <w:r>
+              <w:rPr>
+                <w:noProof/>
+              </w:rPr>
+              <w:t>written</w:t>
+            </w:r>
+            <w:r>
+              <w:rPr>
+                <w:noProof/>
+              </w:rPr>
+              <w:t xml:space="preserve"> with tone marks),</w:t>
+            </w:r>
+            <w:r>
+              <w:rPr>
+                <w:noProof/>
+              </w:rPr>
+              <w:t xml:space="preserve"> and it also confuses many Greek letters with Latin letters.</w:t>
+            </w:r>
+            <w:r>
+              <w:rPr>
+                <w:noProof/>
+              </w:rPr>
+              <w:t xml:space="preserve"> A new alphabet for Greek, code 0x11, is proposed separately.</w:t>
+            </w:r>
+            <w:r>
+              <w:rPr>
+                <w:noProof/>
+              </w:rPr>
+              <w:t xml:space="preserve"> Do not use alphabets 0x00, 0</w:t>
+            </w:r>
+            <w:r>
+              <w:rPr>
+                <w:noProof/>
+              </w:rPr>
+              <w:t>x01, 0x02, 0x03 for SMS/CBS</w:t>
+            </w:r>
+            <w:r>
+              <w:rPr>
+                <w:noProof/>
+              </w:rPr>
+              <w:t>.</w:t>
+            </w:r>
+            <w:r>
+              <w:rPr>
+                <w:noProof/>
+              </w:rPr>
+              <w:t xml:space="preserve"> 0x00 can still be used for USSD (mostly used for </w:t>
+            </w:r>
+            <w:r>
+              <w:rPr>
+                <w:noProof/>
+              </w:rPr>
+              <w:t>‘</w:t>
+            </w:r>
+            <w:r>
+              <w:rPr>
+                <w:noProof/>
+              </w:rPr>
+              <w:t>telephony control</w:t>
+            </w:r>
+            <w:r>
+              <w:rPr>
+                <w:noProof/>
+              </w:rPr>
+              <w:t xml:space="preserve"> codes’</w:t>
+            </w:r>
+            <w:r>
+              <w:rPr>
+                <w:noProof/>
+              </w:rPr>
+              <w:t>)</w:t>
+            </w:r>
+            <w:r>
+              <w:rPr>
+                <w:noProof/>
+              </w:rPr>
+              <w:t>.</w:t>
+            </w:r>
           </w:p>
         </w:tc>
       </w:tr>
@@ -2706,7 +2758,31 @@
               <w:rPr>
                 <w:noProof/>
               </w:rPr>
-              <w:t>Extend the default encoding (but excepting Greek, see other proposal)</w:t>
+              <w:t xml:space="preserve">Extend the default encoding (but excepting Greek, see </w:t>
+            </w:r>
+            <w:r>
+              <w:rPr>
+                <w:noProof/>
+              </w:rPr>
+              <w:t>separate</w:t>
+            </w:r>
+            <w:r>
+              <w:rPr>
+                <w:noProof/>
+              </w:rPr>
+              <w:t xml:space="preserve"> proposal</w:t>
+            </w:r>
+            <w:r>
+              <w:rPr>
+                <w:noProof/>
+              </w:rPr>
+              <w:t>; but use a new code, 0x10</w:t>
+            </w:r>
+            <w:r>
+              <w:rPr>
+                <w:noProof/>
+              </w:rPr>
+              <w:t>)</w:t>
             </w:r>
             <w:r>
               <w:rPr>
@@ -3337,6 +3413,7 @@
                 <w:i/>
                 <w:noProof/>
               </w:rPr>
+              <w:lastRenderedPageBreak/>
               <w:t>affected:</w:t>
             </w:r>
           </w:p>
@@ -3908,43 +3985,7 @@
           <w:sz w:val="24"/>
           <w:szCs w:val="24"/>
         </w:rPr>
-        <w:t xml:space="preserve">new section </w:t>
-      </w:r>
-      <w:proofErr w:type="spellStart"/>
-      <w:r>
-        <w:rPr>
-          <w:rFonts w:eastAsia="DengXian"/>
-          <w:sz w:val="24"/>
-          <w:szCs w:val="24"/>
-        </w:rPr>
-        <w:t>A.4.10</w:t>
-      </w:r>
-      <w:proofErr w:type="spellEnd"/>
-      <w:r>
-        <w:rPr>
-          <w:rFonts w:eastAsia="DengXian"/>
-          <w:sz w:val="24"/>
-          <w:szCs w:val="24"/>
-        </w:rPr>
-        <w:t xml:space="preserve"> (under the new section </w:t>
-      </w:r>
-      <w:proofErr w:type="spellStart"/>
-      <w:r>
-        <w:rPr>
-          <w:rFonts w:eastAsia="DengXian"/>
-          <w:sz w:val="24"/>
-          <w:szCs w:val="24"/>
-        </w:rPr>
-        <w:t>A.4</w:t>
-      </w:r>
-      <w:proofErr w:type="spellEnd"/>
-      <w:r>
-        <w:rPr>
-          <w:rFonts w:eastAsia="DengXian"/>
-          <w:sz w:val="24"/>
-          <w:szCs w:val="24"/>
-        </w:rPr>
-        <w:t>).</w:t>
+        <w:t>new section A.4.10 (under the new section A.4).</w:t>
       </w:r>
     </w:p>
     <w:p>
@@ -3963,23 +4004,13 @@
         </w:rPr>
         <w:t xml:space="preserve">This CR is part of a set of coherent CRs for </w:t>
       </w:r>
-      <w:proofErr w:type="spellStart"/>
       <w:r>
         <w:rPr>
           <w:rFonts w:eastAsia="DengXian"/>
           <w:sz w:val="24"/>
           <w:szCs w:val="24"/>
         </w:rPr>
-        <w:t>3GPP</w:t>
-      </w:r>
-      <w:proofErr w:type="spellEnd"/>
-      <w:r>
-        <w:rPr>
-          <w:rFonts w:eastAsia="DengXian"/>
-          <w:sz w:val="24"/>
-          <w:szCs w:val="24"/>
-        </w:rPr>
-        <w:t xml:space="preserve"> 23.038.</w:t>
+        <w:t>3GPP 23.038.</w:t>
       </w:r>
     </w:p>
     <w:p>
@@ -3994,25 +4025,7 @@
           <w:sz w:val="24"/>
           <w:szCs w:val="24"/>
         </w:rPr>
-        <w:t xml:space="preserve">There is a machine readable </w:t>
-      </w:r>
-      <w:proofErr w:type="spellStart"/>
-      <w:r>
-        <w:rPr>
-          <w:rFonts w:eastAsia="DengXian"/>
-          <w:sz w:val="24"/>
-          <w:szCs w:val="24"/>
-        </w:rPr>
-        <w:t>mappint</w:t>
-      </w:r>
-      <w:proofErr w:type="spellEnd"/>
-      <w:r>
-        <w:rPr>
-          <w:rFonts w:eastAsia="DengXian"/>
-          <w:sz w:val="24"/>
-          <w:szCs w:val="24"/>
-        </w:rPr>
-        <w:t xml:space="preserve"> table (</w:t>
+        <w:t>There is a machine readable mappint table (</w:t>
       </w:r>
       <w:r>
         <w:rPr>
